--- a/Files/05 - Devarim/05 - Shoftim/5784/Shoftim 5784.docx
+++ b/Files/05 - Devarim/05 - Shoftim/5784/Shoftim 5784.docx
@@ -152,7 +152,7 @@
         <w:rPr>
           <w:rFonts w:ascii="Times New Roman" w:hAnsi="Times New Roman" w:cs="Times New Roman"/>
         </w:rPr>
-        <w:t xml:space="preserve"> we do</w:t>
+        <w:t xml:space="preserve"> we do </w:t>
       </w:r>
       <w:r>
         <w:rPr>

--- a/Files/05 - Devarim/05 - Shoftim/5784/Shoftim 5784.docx
+++ b/Files/05 - Devarim/05 - Shoftim/5784/Shoftim 5784.docx
@@ -1079,7 +1079,7 @@
           <w:rFonts w:ascii="Times New Roman" w:hAnsi="Times New Roman" w:cs="Times New Roman"/>
           <w:rtl/>
         </w:rPr>
-        <w:t>"</w:t>
+        <w:t>״</w:t>
       </w:r>
       <w:r>
         <w:rPr>

--- a/Files/05 - Devarim/05 - Shoftim/5784/Shoftim 5784.docx
+++ b/Files/05 - Devarim/05 - Shoftim/5784/Shoftim 5784.docx
@@ -122,7 +122,19 @@
         <w:rPr>
           <w:rFonts w:ascii="Times New Roman" w:hAnsi="Times New Roman" w:cs="Times New Roman"/>
         </w:rPr>
-        <w:t xml:space="preserve"> The entire world asks the question, if they</w:t>
+        <w:t xml:space="preserve"> </w:t>
+      </w:r>
+      <w:r>
+        <w:rPr>
+          <w:rFonts w:ascii="Times New Roman" w:hAnsi="Times New Roman" w:cs="Times New Roman"/>
+        </w:rPr>
+        <w:t>I</w:t>
+      </w:r>
+      <w:r>
+        <w:rPr>
+          <w:rFonts w:ascii="Times New Roman" w:hAnsi="Times New Roman" w:cs="Times New Roman"/>
+        </w:rPr>
+        <w:t>f they</w:t>
       </w:r>
       <w:r>
         <w:rPr>
@@ -152,7 +164,13 @@
         <w:rPr>
           <w:rFonts w:ascii="Times New Roman" w:hAnsi="Times New Roman" w:cs="Times New Roman"/>
         </w:rPr>
-        <w:t xml:space="preserve"> we do </w:t>
+        <w:t xml:space="preserve"> we d</w:t>
+      </w:r>
+      <w:r>
+        <w:rPr>
+          <w:rFonts w:ascii="Times New Roman" w:hAnsi="Times New Roman" w:cs="Times New Roman"/>
+        </w:rPr>
+        <w:t xml:space="preserve">o </w:t>
       </w:r>
       <w:r>
         <w:rPr>
@@ -1079,7 +1097,7 @@
           <w:rFonts w:ascii="Times New Roman" w:hAnsi="Times New Roman" w:cs="Times New Roman"/>
           <w:rtl/>
         </w:rPr>
-        <w:t>״</w:t>
+        <w:t>"</w:t>
       </w:r>
       <w:r>
         <w:rPr>

--- a/Files/05 - Devarim/05 - Shoftim/5784/Shoftim 5784.docx
+++ b/Files/05 - Devarim/05 - Shoftim/5784/Shoftim 5784.docx
@@ -1097,7 +1097,7 @@
           <w:rFonts w:ascii="Times New Roman" w:hAnsi="Times New Roman" w:cs="Times New Roman"/>
           <w:rtl/>
         </w:rPr>
-        <w:t>"</w:t>
+        <w:t>״</w:t>
       </w:r>
       <w:r>
         <w:rPr>
